--- a/docs/source/snapToCarbonHSQC/snapToCarbonHSQC.docx
+++ b/docs/source/snapToCarbonHSQC/snapToCarbonHSQC.docx
@@ -1,22 +1,53 @@
 
 <file path=word/document.xml><?xml version="1.0" encoding="utf-8"?>
-<w:document xmlns:wpc="http://schemas.microsoft.com/office/word/2010/wordprocessingCanvas" xmlns:cx="http://schemas.microsoft.com/office/drawing/2014/chartex" xmlns:cx1="http://schemas.microsoft.com/office/drawing/2015/9/8/chartex" xmlns:cx2="http://schemas.microsoft.com/office/drawing/2015/10/21/chartex" xmlns:cx3="http://schemas.microsoft.com/office/drawing/2016/5/9/chartex" xmlns:cx4="http://schemas.microsoft.com/office/drawing/2016/5/10/chartex" xmlns:cx5="http://schemas.microsoft.com/office/drawing/2016/5/11/chartex" xmlns:cx6="http://schemas.microsoft.com/office/drawing/2016/5/12/chartex" xmlns:cx7="http://schemas.microsoft.com/office/drawing/2016/5/13/chartex" xmlns:cx8="http://schemas.microsoft.com/office/drawing/2016/5/14/chartex" xmlns:mc="http://schemas.openxmlformats.org/markup-compatibility/2006" xmlns:aink="http://schemas.microsoft.com/office/drawing/2016/ink" xmlns:am3d="http://schemas.microsoft.com/office/drawing/2017/model3d" xmlns:o="urn:schemas-microsoft-com:office:office" xmlns:oel="http://schemas.microsoft.com/office/2019/extlst" xmlns:r="http://schemas.openxmlformats.org/officeDocument/2006/relationships" xmlns:m="http://schemas.openxmlformats.org/officeDocument/2006/math" xmlns:v="urn:schemas-microsoft-com:vml" xmlns:wp14="http://schemas.microsoft.com/office/word/2010/wordprocessingDrawing" xmlns:wp="http://schemas.openxmlformats.org/drawingml/2006/wordprocessingDrawing" xmlns:w10="urn:schemas-microsoft-com:office:word" xmlns:w="http://schemas.openxmlformats.org/wordprocessingml/2006/main" xmlns:w14="http://schemas.microsoft.com/office/word/2010/wordml" xmlns:w15="http://schemas.microsoft.com/office/word/2012/wordml" xmlns:w16cex="http://schemas.microsoft.com/office/word/2018/wordml/cex" xmlns:w16cid="http://schemas.microsoft.com/office/word/2016/wordml/cid" xmlns:w16="http://schemas.microsoft.com/office/word/2018/wordml" xmlns:w16du="http://schemas.microsoft.com/office/word/2023/wordml/word16du" xmlns:w16sdtdh="http://schemas.microsoft.com/office/word/2020/wordml/sdtdatahash" xmlns:w16sdtfl="http://schemas.microsoft.com/office/word/2024/wordml/sdtformatlock" xmlns:w16se="http://schemas.microsoft.com/office/word/2015/wordml/symex" xmlns:wpg="http://schemas.microsoft.com/office/word/2010/wordprocessingGroup" xmlns:wpi="http://schemas.microsoft.com/office/word/2010/wordprocessingInk" xmlns:wne="http://schemas.microsoft.com/office/word/2006/wordml" xmlns:wps="http://schemas.microsoft.com/office/word/2010/wordprocessingShape" mc:Ignorable="w14 w15 w16se w16cid w16 w16cex w16sdtdh w16sdtfl w16du wp14">
+<w:document xmlns:wpc="http://schemas.microsoft.com/office/word/2010/wordprocessingCanvas" xmlns:cx="http://schemas.microsoft.com/office/drawing/2014/chartex" xmlns:cx1="http://schemas.microsoft.com/office/drawing/2015/9/8/chartex" xmlns:cx2="http://schemas.microsoft.com/office/drawing/2015/10/21/chartex" xmlns:cx3="http://schemas.microsoft.com/office/drawing/2016/5/9/chartex" xmlns:cx4="http://schemas.microsoft.com/office/drawing/2016/5/10/chartex" xmlns:cx5="http://schemas.microsoft.com/office/drawing/2016/5/11/chartex" xmlns:cx6="http://schemas.microsoft.com/office/drawing/2016/5/12/chartex" xmlns:cx7="http://schemas.microsoft.com/office/drawing/2016/5/13/chartex" xmlns:cx8="http://schemas.microsoft.com/office/drawing/2016/5/14/chartex" xmlns:mc="http://schemas.openxmlformats.org/markup-compatibility/2006" xmlns:m="http://schemas.openxmlformats.org/officeDocument/2006/math" xmlns:aink="http://schemas.microsoft.com/office/drawing/2016/ink" xmlns:am3d="http://schemas.microsoft.com/office/drawing/2017/model3d" xmlns:oel="http://schemas.microsoft.com/office/2019/extlst" xmlns:r="http://schemas.openxmlformats.org/officeDocument/2006/relationships" xmlns:wp14="http://schemas.microsoft.com/office/word/2010/wordprocessingDrawing" xmlns:wp="http://schemas.openxmlformats.org/drawingml/2006/wordprocessingDrawing" xmlns:wpg="http://schemas.microsoft.com/office/word/2010/wordprocessingGroup" xmlns:wpi="http://schemas.microsoft.com/office/word/2010/wordprocessingInk" xmlns:wps="http://schemas.microsoft.com/office/word/2010/wordprocessingShape" xmlns:o="urn:schemas-microsoft-com:office:office" xmlns:v="urn:schemas-microsoft-com:vml" xmlns:w10="urn:schemas-microsoft-com:office:word" xmlns:w="http://schemas.openxmlformats.org/wordprocessingml/2006/main" xmlns:w14="http://schemas.microsoft.com/office/word/2010/wordml" xmlns:w15="http://schemas.microsoft.com/office/word/2012/wordml" xmlns:w16cei="http://schemas.microsoft.com/office/word/2026/wordml/cei" xmlns:w16cex="http://schemas.microsoft.com/office/word/2018/wordml/cex" xmlns:w16cid="http://schemas.microsoft.com/office/word/2016/wordml/cid" xmlns:w16="http://schemas.microsoft.com/office/word/2018/wordml" xmlns:w16sdtdh="http://schemas.microsoft.com/office/word/2020/wordml/sdtdatahash" xmlns:w16sdtfl="http://schemas.microsoft.com/office/word/2024/wordml/sdtformatlock" xmlns:w16se="http://schemas.microsoft.com/office/word/2015/wordml/symex" xmlns:w16du="http://schemas.microsoft.com/office/word/2023/wordml/word16du" xmlns:wne="http://schemas.microsoft.com/office/word/2006/wordml" mc:Ignorable="w14 w15 w16se w16cid w16 w16cex w16sdtdh w16sdtfl w16du wp14">
   <w:body>
     <w:p>
-      <w:proofErr w:type="spellStart"/>
-      <w:r>
-        <w:t>snapToCarbonHSQC</w:t>
-      </w:r>
-      <w:proofErr w:type="spellEnd"/>
+      <w:pPr>
+        <w:pStyle w:val="Heading1"/>
+      </w:pPr>
+      <w:r>
+        <w:t>S</w:t>
+      </w:r>
+      <w:r>
+        <w:t>nap</w:t>
+      </w:r>
+      <w:r>
+        <w:t xml:space="preserve"> </w:t>
+      </w:r>
+      <w:r>
+        <w:t>To</w:t>
+      </w:r>
+      <w:r>
+        <w:t xml:space="preserve"> </w:t>
+      </w:r>
+      <w:r>
+        <w:t>Carbon</w:t>
+      </w:r>
+      <w:r>
+        <w:t xml:space="preserve"> </w:t>
+      </w:r>
+      <w:r>
+        <w:t>HSQC</w:t>
+      </w:r>
     </w:p>
     <w:p>
+      <w:pPr>
+        <w:pStyle w:val="Heading2"/>
+      </w:pPr>
       <w:r>
         <w:t>Introduction</w:t>
       </w:r>
     </w:p>
     <w:p>
       <w:r>
-        <w:t xml:space="preserve">This tool is used when the HSQC peaks are picked manually. When this occurs, the carbon coordinates of the HSQC peaks may be different from the values in the 1-D carbon spectrum. This can lead to problems when the </w:t>
+        <w:t>This tool is used when</w:t>
+      </w:r>
+      <w:r>
+        <w:t xml:space="preserve"> </w:t>
+      </w:r>
+      <w:r>
+        <w:t xml:space="preserve">the HSQC peaks are picked manually. When this occurs, the carbon coordinates of the HSQC peaks may be different from the values in the 1-D carbon spectrum. This can lead to problems when the </w:t>
       </w:r>
       <w:proofErr w:type="spellStart"/>
       <w:r>
@@ -28,7 +59,13 @@
       </w:r>
       <w:proofErr w:type="spellStart"/>
       <w:r>
-        <w:t>CHn</w:t>
+        <w:t>CH</w:t>
+      </w:r>
+      <w:r>
+        <w:rPr>
+          <w:vertAlign w:val="subscript"/>
+        </w:rPr>
+        <w:t>n</w:t>
       </w:r>
       <w:proofErr w:type="spellEnd"/>
       <w:r>
@@ -41,29 +78,22 @@
       </w:r>
     </w:p>
     <w:p>
-      <w:r>
-        <w:t>Using the Tool.</w:t>
+      <w:pPr>
+        <w:pStyle w:val="Heading2"/>
+      </w:pPr>
+      <w:r>
+        <w:t>Using the Tool</w:t>
       </w:r>
     </w:p>
     <w:p>
       <w:r>
-        <w:t xml:space="preserve">Peak pick the HSQC spectrum manually using the standard tools in MNOVA. Try to be as precise as possible by aligning the position of the peak over the carbon 1-D projection and the </w:t>
-      </w:r>
-      <w:proofErr w:type="spellStart"/>
-      <w:r>
-        <w:t>center</w:t>
-      </w:r>
-      <w:proofErr w:type="spellEnd"/>
-      <w:r>
-        <w:t xml:space="preserve"> of the proton peak or </w:t>
-      </w:r>
-      <w:proofErr w:type="spellStart"/>
-      <w:r>
-        <w:t>multiplet</w:t>
-      </w:r>
-      <w:proofErr w:type="spellEnd"/>
-      <w:r>
-        <w:t>.</w:t>
+        <w:t>Peak pick the HSQC spectrum manually using the standard tools in MNOVA. Try to be as precise as possible by aligning the position of the peak over the carbon 1-D projection and the cent</w:t>
+      </w:r>
+      <w:r>
+        <w:t>re</w:t>
+      </w:r>
+      <w:r>
+        <w:t xml:space="preserve"> of the proton peak or multiplet.</w:t>
       </w:r>
     </w:p>
     <w:p>
@@ -71,6 +101,9 @@
         <w:keepNext/>
       </w:pPr>
       <w:r>
+        <w:rPr>
+          <w:noProof/>
+        </w:rPr>
         <w:drawing>
           <wp:inline distT="0" distB="0" distL="0" distR="0" wp14:anchorId="40C0319C" wp14:editId="2129D366">
             <wp:extent cx="5731510" cy="4043680"/>
@@ -115,45 +148,25 @@
       <w:r>
         <w:t xml:space="preserve">Figure </w:t>
       </w:r>
-      <w:r>
-        <w:fldChar w:fldCharType="begin"/>
-      </w:r>
-      <w:r>
-        <w:instrText xml:space="preserve"> SEQ Figure \* ARABIC </w:instrText>
-      </w:r>
-      <w:r>
-        <w:fldChar w:fldCharType="separate"/>
-      </w:r>
-      <w:r>
-        <w:rPr>
-          <w:noProof/>
-        </w:rPr>
-        <w:t>1</w:t>
-      </w:r>
-      <w:r>
-        <w:fldChar w:fldCharType="end"/>
-      </w:r>
+      <w:fldSimple w:instr=" SEQ Figure \* ARABIC ">
+        <w:r>
+          <w:rPr>
+            <w:noProof/>
+          </w:rPr>
+          <w:t>1</w:t>
+        </w:r>
+      </w:fldSimple>
       <w:r>
         <w:t xml:space="preserve"> Manually peak pick the HSQC spectrum ma</w:t>
       </w:r>
       <w:r>
-        <w:t xml:space="preserve">king sure the position is close to the carbon 1-D resonance as possible and at the </w:t>
-      </w:r>
-      <w:proofErr w:type="spellStart"/>
-      <w:r>
-        <w:t>center</w:t>
-      </w:r>
-      <w:proofErr w:type="spellEnd"/>
-      <w:r>
-        <w:t xml:space="preserve"> of the proton </w:t>
-      </w:r>
-      <w:proofErr w:type="spellStart"/>
-      <w:r>
-        <w:t>multiplet</w:t>
-      </w:r>
-      <w:proofErr w:type="spellEnd"/>
-      <w:r>
-        <w:t>, not on the peak maximum.</w:t>
+        <w:t>king sure the position is close to the carbon 1-D resonance as possible and at the cent</w:t>
+      </w:r>
+      <w:r>
+        <w:t>re</w:t>
+      </w:r>
+      <w:r>
+        <w:t xml:space="preserve"> of the proton multiplet, not on the peak maximum.</w:t>
       </w:r>
     </w:p>
     <w:p/>
@@ -170,6 +183,9 @@
       </w:r>
       <w:proofErr w:type="spellStart"/>
       <w:r>
+        <w:t>s</w:t>
+      </w:r>
+      <w:r>
         <w:t>impleNMR</w:t>
       </w:r>
       <w:proofErr w:type="spellEnd"/>
@@ -182,7 +198,13 @@
     </w:p>
     <w:p>
       <w:r>
-        <w:t xml:space="preserve">In the figure 2. A below one can see that the two </w:t>
+        <w:t xml:space="preserve">In </w:t>
+      </w:r>
+      <w:r>
+        <w:t>F</w:t>
+      </w:r>
+      <w:r>
+        <w:t xml:space="preserve">igure 2.A below one can see that the two </w:t>
       </w:r>
       <w:proofErr w:type="spellStart"/>
       <w:r>
@@ -191,9 +213,29 @@
       <w:proofErr w:type="spellEnd"/>
       <w:r>
         <w:t>-isomer peaks have been picked slightly above and below the position of the carbon resonance displayed at the side.</w:t>
+      </w:r>
+      <w:r>
+        <w:t xml:space="preserve"> In Figure</w:t>
+      </w:r>
+      <w:r>
+        <w:t xml:space="preserve"> 2.B the picked peaks are now aligned with the carbon resonance after the </w:t>
+      </w:r>
+      <w:proofErr w:type="spellStart"/>
+      <w:r>
+        <w:t>snap</w:t>
+      </w:r>
+      <w:r>
+        <w:t>tocarbon</w:t>
+      </w:r>
+      <w:proofErr w:type="spellEnd"/>
+      <w:r>
+        <w:t xml:space="preserve"> button has been pressed</w:t>
       </w:r>
     </w:p>
     <w:p>
+      <w:pPr>
+        <w:keepNext/>
+      </w:pPr>
       <w:r>
         <w:rPr>
           <w:noProof/>
@@ -245,6 +287,39 @@
         </w:drawing>
       </w:r>
     </w:p>
+    <w:p>
+      <w:pPr>
+        <w:pStyle w:val="Caption"/>
+      </w:pPr>
+      <w:r>
+        <w:t xml:space="preserve">Figure </w:t>
+      </w:r>
+      <w:fldSimple w:instr=" SEQ Figure \* ARABIC ">
+        <w:r>
+          <w:rPr>
+            <w:noProof/>
+          </w:rPr>
+          <w:t>2</w:t>
+        </w:r>
+      </w:fldSimple>
+      <w:r>
+        <w:t xml:space="preserve"> Alignment of </w:t>
+      </w:r>
+      <w:r>
+        <w:t xml:space="preserve">manual peak-picking to carbons after clicking the </w:t>
+      </w:r>
+      <w:proofErr w:type="spellStart"/>
+      <w:r>
+        <w:t>snaptocarbon</w:t>
+      </w:r>
+      <w:proofErr w:type="spellEnd"/>
+      <w:r>
+        <w:t xml:space="preserve"> </w:t>
+      </w:r>
+      <w:r>
+        <w:t>button. (A) Before. (B) After.</w:t>
+      </w:r>
+    </w:p>
     <w:sectPr>
       <w:pgSz w:w="11906" w:h="16838"/>
       <w:pgMar w:top="1440" w:right="1440" w:bottom="1440" w:left="1440" w:header="708" w:footer="708" w:gutter="0"/>
@@ -256,7 +331,7 @@
 </file>
 
 <file path=word/styles.xml><?xml version="1.0" encoding="utf-8"?>
-<w:styles xmlns:mc="http://schemas.openxmlformats.org/markup-compatibility/2006" xmlns:r="http://schemas.openxmlformats.org/officeDocument/2006/relationships" xmlns:w="http://schemas.openxmlformats.org/wordprocessingml/2006/main" xmlns:w14="http://schemas.microsoft.com/office/word/2010/wordml" xmlns:w15="http://schemas.microsoft.com/office/word/2012/wordml" xmlns:w16cex="http://schemas.microsoft.com/office/word/2018/wordml/cex" xmlns:w16cid="http://schemas.microsoft.com/office/word/2016/wordml/cid" xmlns:w16="http://schemas.microsoft.com/office/word/2018/wordml" xmlns:w16du="http://schemas.microsoft.com/office/word/2023/wordml/word16du" xmlns:w16sdtdh="http://schemas.microsoft.com/office/word/2020/wordml/sdtdatahash" xmlns:w16sdtfl="http://schemas.microsoft.com/office/word/2024/wordml/sdtformatlock" xmlns:w16se="http://schemas.microsoft.com/office/word/2015/wordml/symex" mc:Ignorable="w14 w15 w16se w16cid w16 w16cex w16sdtdh w16sdtfl w16du">
+<w:styles xmlns:mc="http://schemas.openxmlformats.org/markup-compatibility/2006" xmlns:r="http://schemas.openxmlformats.org/officeDocument/2006/relationships" xmlns:w="http://schemas.openxmlformats.org/wordprocessingml/2006/main" xmlns:w14="http://schemas.microsoft.com/office/word/2010/wordml" xmlns:w15="http://schemas.microsoft.com/office/word/2012/wordml" xmlns:w16cex="http://schemas.microsoft.com/office/word/2018/wordml/cex" xmlns:w16cid="http://schemas.microsoft.com/office/word/2016/wordml/cid" xmlns:w16="http://schemas.microsoft.com/office/word/2018/wordml" xmlns:w16sdtdh="http://schemas.microsoft.com/office/word/2020/wordml/sdtdatahash" xmlns:w16sdtfl="http://schemas.microsoft.com/office/word/2024/wordml/sdtformatlock" xmlns:w16se="http://schemas.microsoft.com/office/word/2015/wordml/symex" xmlns:w16du="http://schemas.microsoft.com/office/word/2023/wordml/word16du" mc:Ignorable="w14 w15 w16se w16cid w16 w16cex w16sdtdh w16sdtfl w16du">
   <w:docDefaults>
     <w:rPrDefault>
       <w:rPr>
@@ -683,7 +758,6 @@
     <w:next w:val="Normal"/>
     <w:link w:val="Heading2Char"/>
     <w:uiPriority w:val="9"/>
-    <w:semiHidden/>
     <w:unhideWhenUsed/>
     <w:qFormat/>
     <w:rsid w:val="005405F4"/>
@@ -858,6 +932,7 @@
   <w:style w:type="character" w:default="1" w:styleId="DefaultParagraphFont">
     <w:name w:val="Default Paragraph Font"/>
     <w:uiPriority w:val="1"/>
+    <w:semiHidden/>
     <w:unhideWhenUsed/>
   </w:style>
   <w:style w:type="table" w:default="1" w:styleId="TableNormal">
@@ -899,7 +974,6 @@
     <w:basedOn w:val="DefaultParagraphFont"/>
     <w:link w:val="Heading2"/>
     <w:uiPriority w:val="9"/>
-    <w:semiHidden/>
     <w:rsid w:val="005405F4"/>
     <w:rPr>
       <w:rFonts w:asciiTheme="majorHAnsi" w:eastAsiaTheme="majorEastAsia" w:hAnsiTheme="majorHAnsi" w:cstheme="majorBidi"/>
